--- a/backend_api/templates/presentation_cargo_condition.docx
+++ b/backend_api/templates/presentation_cargo_condition.docx
@@ -37,6 +37,7 @@
             </w14:srgbClr>
           </w14:shadow>
         </w:rPr>
+        <w:jc w:val="center"/>
       </w:pPr>
       <w:r>
         <w:rPr>
@@ -92,19 +93,8 @@
           <w:szCs w:val="32"/>
           <w:lang w:val="it-IT"/>
         </w:rPr>
+        <w:jc w:val="center"/>
       </w:pPr>
-      <w:r>
-        <w:rPr>
-          <w:rFonts w:ascii="Arial" w:hAnsi="Arial" w:cs="Arial"/>
-          <w:b/>
-          <w:bCs/>
-          <w:color w:val="000000"/>
-          <w:sz w:val="32"/>
-          <w:szCs w:val="32"/>
-          <w:lang w:val="it-IT"/>
-        </w:rPr>
-        <w:t xml:space="preserve">                            </w:t>
-      </w:r>
       <w:r>
         <w:rPr>
           <w:rFonts w:ascii="Arial" w:hAnsi="Arial" w:cs="Arial"/>
@@ -128,19 +118,8 @@
           <w:szCs w:val="32"/>
           <w:lang w:val="it-IT"/>
         </w:rPr>
+        <w:jc w:val="center"/>
       </w:pPr>
-      <w:r>
-        <w:rPr>
-          <w:rFonts w:ascii="Arial" w:hAnsi="Arial" w:cs="Arial"/>
-          <w:b/>
-          <w:bCs/>
-          <w:color w:val="000000"/>
-          <w:sz w:val="32"/>
-          <w:szCs w:val="32"/>
-          <w:lang w:val="it-IT"/>
-        </w:rPr>
-        <w:t xml:space="preserve">                                     </w:t>
-      </w:r>
       <w:r>
         <w:rPr>
           <w:rFonts w:ascii="Arial" w:hAnsi="Arial" w:cs="Arial"/>
@@ -201,19 +180,8 @@
           <w:szCs w:val="32"/>
           <w:lang w:val="it-IT"/>
         </w:rPr>
+        <w:jc w:val="center"/>
       </w:pPr>
-      <w:r>
-        <w:rPr>
-          <w:rFonts w:ascii="Arial" w:hAnsi="Arial" w:cs="Arial"/>
-          <w:b/>
-          <w:bCs/>
-          <w:color w:val="000000"/>
-          <w:sz w:val="32"/>
-          <w:szCs w:val="32"/>
-          <w:lang w:val="it-IT"/>
-        </w:rPr>
-        <w:t xml:space="preserve">                                     </w:t>
-      </w:r>
       <w:r>
         <w:rPr>
           <w:rFonts w:ascii="Arial" w:hAnsi="Arial" w:cs="Arial"/>
@@ -353,6 +321,7 @@
           <w:sz w:val="32"/>
           <w:szCs w:val="32"/>
         </w:rPr>
+        <w:jc w:val="center"/>
       </w:pPr>
       <w:r>
         <w:rPr>
